--- a/templates/openagreements-cc-by-4.0/openagreements-employment-offer-letter-california/template.fill.docx
+++ b/templates/openagreements-cc-by-4.0/openagreements-employment-offer-letter-california/template.fill.docx
@@ -2284,169 +2284,79 @@
 
 <file path=word/header1.xml><?xml version="1.0" encoding="utf-8"?>
 <w:hdr xmlns:w="http://schemas.openxmlformats.org/wordprocessingml/2006/main" xmlns:r="http://schemas.openxmlformats.org/officeDocument/2006/relationships">
-  <w:tbl>
-    <w:tblPr>
-      <w:tblW w:w="10080" w:type="dxa"/>
-      <w:tblBorders>
-        <w:top w:val="none" w:sz="0" w:space="0" w:color="auto"/>
-        <w:left w:val="none" w:sz="0" w:space="0" w:color="auto"/>
+  <w:p>
+    <w:pPr>
+      <w:pBdr>
         <w:bottom w:val="single" w:sz="8" w:space="0" w:color="107087"/>
-        <w:right w:val="none" w:sz="0" w:space="0" w:color="auto"/>
-        <w:insideH w:val="none" w:sz="0" w:space="0" w:color="auto"/>
-        <w:insideV w:val="none" w:sz="0" w:space="0" w:color="auto"/>
-      </w:tblBorders>
-      <w:tblLayout w:type="fixed"/>
-    </w:tblPr>
-    <w:tblGrid>
-      <w:gridCol w:w="10080"/>
-    </w:tblGrid>
-    <w:tr>
-      <w:tc>
-        <w:tcPr>
-          <w:tcW w:w="10080" w:type="dxa"/>
-          <w:tcBorders>
-            <w:bottom w:val="single" w:sz="8" w:space="0" w:color="107087"/>
-          </w:tcBorders>
-          <w:tcMar>
-            <w:top w:w="0" w:type="dxa"/>
-            <w:left w:w="0" w:type="dxa"/>
-            <w:bottom w:w="40" w:type="dxa"/>
-            <w:right w:w="0" w:type="dxa"/>
-          </w:tcMar>
-        </w:tcPr>
-        <w:p>
-          <w:pPr>
-            <w:spacing w:after="0"/>
-            <w:jc w:val="right"/>
-          </w:pPr>
-          <w:r>
-            <w:rPr>
-              <w:rFonts w:ascii="Arial" w:hAnsi="Arial" w:cs="Arial"/>
-              <w:b/>
-              <w:bCs/>
-              <w:caps/>
-              <w:color w:val="107087"/>
-              <w:sz w:val="18"/>
-              <w:szCs w:val="18"/>
-            </w:rPr>
-            <w:t xml:space="preserve">Cover Terms (California)</w:t>
-          </w:r>
-        </w:p>
-      </w:tc>
-    </w:tr>
-  </w:tbl>
+      </w:pBdr>
+      <w:spacing w:after="0"/>
+      <w:jc w:val="right"/>
+    </w:pPr>
+    <w:r>
+      <w:rPr>
+        <w:rFonts w:ascii="Arial" w:hAnsi="Arial" w:cs="Arial"/>
+        <w:b/>
+        <w:bCs/>
+        <w:caps/>
+        <w:color w:val="107087"/>
+        <w:sz w:val="18"/>
+        <w:szCs w:val="18"/>
+      </w:rPr>
+      <w:t xml:space="preserve">Cover Terms (California)</w:t>
+    </w:r>
+  </w:p>
 </w:hdr>
 </file>
 
 <file path=word/header2.xml><?xml version="1.0" encoding="utf-8"?>
 <w:hdr xmlns:w="http://schemas.openxmlformats.org/wordprocessingml/2006/main" xmlns:r="http://schemas.openxmlformats.org/officeDocument/2006/relationships">
-  <w:tbl>
-    <w:tblPr>
-      <w:tblW w:w="10080" w:type="dxa"/>
-      <w:tblBorders>
-        <w:top w:val="none" w:sz="0" w:space="0" w:color="auto"/>
-        <w:left w:val="none" w:sz="0" w:space="0" w:color="auto"/>
+  <w:p>
+    <w:pPr>
+      <w:pBdr>
         <w:bottom w:val="single" w:sz="8" w:space="0" w:color="107087"/>
-        <w:right w:val="none" w:sz="0" w:space="0" w:color="auto"/>
-        <w:insideH w:val="none" w:sz="0" w:space="0" w:color="auto"/>
-        <w:insideV w:val="none" w:sz="0" w:space="0" w:color="auto"/>
-      </w:tblBorders>
-      <w:tblLayout w:type="fixed"/>
-    </w:tblPr>
-    <w:tblGrid>
-      <w:gridCol w:w="10080"/>
-    </w:tblGrid>
-    <w:tr>
-      <w:tc>
-        <w:tcPr>
-          <w:tcW w:w="10080" w:type="dxa"/>
-          <w:tcBorders>
-            <w:bottom w:val="single" w:sz="8" w:space="0" w:color="107087"/>
-          </w:tcBorders>
-          <w:tcMar>
-            <w:top w:w="0" w:type="dxa"/>
-            <w:left w:w="0" w:type="dxa"/>
-            <w:bottom w:w="40" w:type="dxa"/>
-            <w:right w:w="0" w:type="dxa"/>
-          </w:tcMar>
-        </w:tcPr>
-        <w:p>
-          <w:pPr>
-            <w:spacing w:after="0"/>
-            <w:jc w:val="right"/>
-          </w:pPr>
-          <w:r>
-            <w:rPr>
-              <w:rFonts w:ascii="Arial" w:hAnsi="Arial" w:cs="Arial"/>
-              <w:b/>
-              <w:bCs/>
-              <w:caps/>
-              <w:color w:val="107087"/>
-              <w:sz w:val="18"/>
-              <w:szCs w:val="18"/>
-            </w:rPr>
-            <w:t xml:space="preserve">Standard Terms (California)</w:t>
-          </w:r>
-        </w:p>
-      </w:tc>
-    </w:tr>
-  </w:tbl>
+      </w:pBdr>
+      <w:spacing w:after="0"/>
+      <w:jc w:val="right"/>
+    </w:pPr>
+    <w:r>
+      <w:rPr>
+        <w:rFonts w:ascii="Arial" w:hAnsi="Arial" w:cs="Arial"/>
+        <w:b/>
+        <w:bCs/>
+        <w:caps/>
+        <w:color w:val="107087"/>
+        <w:sz w:val="18"/>
+        <w:szCs w:val="18"/>
+      </w:rPr>
+      <w:t xml:space="preserve">Standard Terms (California)</w:t>
+    </w:r>
+  </w:p>
 </w:hdr>
 </file>
 
 <file path=word/header3.xml><?xml version="1.0" encoding="utf-8"?>
 <w:hdr xmlns:w="http://schemas.openxmlformats.org/wordprocessingml/2006/main" xmlns:r="http://schemas.openxmlformats.org/officeDocument/2006/relationships">
-  <w:tbl>
-    <w:tblPr>
-      <w:tblW w:w="10080" w:type="dxa"/>
-      <w:tblBorders>
-        <w:top w:val="none" w:sz="0" w:space="0" w:color="auto"/>
-        <w:left w:val="none" w:sz="0" w:space="0" w:color="auto"/>
+  <w:p>
+    <w:pPr>
+      <w:pBdr>
         <w:bottom w:val="single" w:sz="8" w:space="0" w:color="107087"/>
-        <w:right w:val="none" w:sz="0" w:space="0" w:color="auto"/>
-        <w:insideH w:val="none" w:sz="0" w:space="0" w:color="auto"/>
-        <w:insideV w:val="none" w:sz="0" w:space="0" w:color="auto"/>
-      </w:tblBorders>
-      <w:tblLayout w:type="fixed"/>
-    </w:tblPr>
-    <w:tblGrid>
-      <w:gridCol w:w="10080"/>
-    </w:tblGrid>
-    <w:tr>
-      <w:tc>
-        <w:tcPr>
-          <w:tcW w:w="10080" w:type="dxa"/>
-          <w:tcBorders>
-            <w:bottom w:val="single" w:sz="8" w:space="0" w:color="107087"/>
-          </w:tcBorders>
-          <w:tcMar>
-            <w:top w:w="0" w:type="dxa"/>
-            <w:left w:w="0" w:type="dxa"/>
-            <w:bottom w:w="40" w:type="dxa"/>
-            <w:right w:w="0" w:type="dxa"/>
-          </w:tcMar>
-        </w:tcPr>
-        <w:p>
-          <w:pPr>
-            <w:spacing w:after="0"/>
-            <w:jc w:val="right"/>
-          </w:pPr>
-          <w:r>
-            <w:rPr>
-              <w:rFonts w:ascii="Arial" w:hAnsi="Arial" w:cs="Arial"/>
-              <w:b/>
-              <w:bCs/>
-              <w:caps/>
-              <w:color w:val="107087"/>
-              <w:sz w:val="18"/>
-              <w:szCs w:val="18"/>
-            </w:rPr>
-            <w:t xml:space="preserve">Signature Page (California)</w:t>
-          </w:r>
-        </w:p>
-      </w:tc>
-    </w:tr>
-  </w:tbl>
+      </w:pBdr>
+      <w:spacing w:after="0"/>
+      <w:jc w:val="right"/>
+    </w:pPr>
+    <w:r>
+      <w:rPr>
+        <w:rFonts w:ascii="Arial" w:hAnsi="Arial" w:cs="Arial"/>
+        <w:b/>
+        <w:bCs/>
+        <w:caps/>
+        <w:color w:val="107087"/>
+        <w:sz w:val="18"/>
+        <w:szCs w:val="18"/>
+      </w:rPr>
+      <w:t xml:space="preserve">Signature Page (California)</w:t>
+    </w:r>
+  </w:p>
 </w:hdr>
 </file>
 
